--- a/PLC/Работы.docx
+++ b/PLC/Работы.docx
@@ -1,101 +1,7 @@
 
 <file path=word/document.xml><?xml version="1.0" encoding="utf-8"?>
-<w:document xmlns:wpc="http://schemas.microsoft.com/office/word/2010/wordprocessingCanvas" xmlns:cx="http://schemas.microsoft.com/office/drawing/2014/chartex" xmlns:mc="http://schemas.openxmlformats.org/markup-compatibility/2006" xmlns:o="urn:schemas-microsoft-com:office:office" xmlns:r="http://schemas.openxmlformats.org/officeDocument/2006/relationships" xmlns:m="http://schemas.openxmlformats.org/officeDocument/2006/math" xmlns:v="urn:schemas-microsoft-com:vml" xmlns:wp14="http://schemas.microsoft.com/office/word/2010/wordprocessingDrawing" xmlns:wp="http://schemas.openxmlformats.org/drawingml/2006/wordprocessingDrawing" xmlns:w10="urn:schemas-microsoft-com:office:word" xmlns:w="http://schemas.openxmlformats.org/wordprocessingml/2006/main" xmlns:w14="http://schemas.microsoft.com/office/word/2010/wordml" xmlns:w15="http://schemas.microsoft.com/office/word/2012/wordml" xmlns:w16se="http://schemas.microsoft.com/office/word/2015/wordml/symex" xmlns:wpg="http://schemas.microsoft.com/office/word/2010/wordprocessingGroup" xmlns:wpi="http://schemas.microsoft.com/office/word/2010/wordprocessingInk" xmlns:wne="http://schemas.microsoft.com/office/word/2006/wordml" xmlns:wps="http://schemas.microsoft.com/office/word/2010/wordprocessingShape" mc:Ignorable="w14 w15 w16se wp14">
+<w:document xmlns:wpc="http://schemas.microsoft.com/office/word/2010/wordprocessingCanvas" xmlns:cx="http://schemas.microsoft.com/office/drawing/2014/chartex" xmlns:cx1="http://schemas.microsoft.com/office/drawing/2015/9/8/chartex" xmlns:cx2="http://schemas.microsoft.com/office/drawing/2015/10/21/chartex" xmlns:cx3="http://schemas.microsoft.com/office/drawing/2016/5/9/chartex" xmlns:cx4="http://schemas.microsoft.com/office/drawing/2016/5/10/chartex" xmlns:cx5="http://schemas.microsoft.com/office/drawing/2016/5/11/chartex" xmlns:cx6="http://schemas.microsoft.com/office/drawing/2016/5/12/chartex" xmlns:cx7="http://schemas.microsoft.com/office/drawing/2016/5/13/chartex" xmlns:cx8="http://schemas.microsoft.com/office/drawing/2016/5/14/chartex" xmlns:mc="http://schemas.openxmlformats.org/markup-compatibility/2006" xmlns:aink="http://schemas.microsoft.com/office/drawing/2016/ink" xmlns:am3d="http://schemas.microsoft.com/office/drawing/2017/model3d" xmlns:o="urn:schemas-microsoft-com:office:office" xmlns:oel="http://schemas.microsoft.com/office/2019/extlst" xmlns:r="http://schemas.openxmlformats.org/officeDocument/2006/relationships" xmlns:m="http://schemas.openxmlformats.org/officeDocument/2006/math" xmlns:v="urn:schemas-microsoft-com:vml" xmlns:wp14="http://schemas.microsoft.com/office/word/2010/wordprocessingDrawing" xmlns:wp="http://schemas.openxmlformats.org/drawingml/2006/wordprocessingDrawing" xmlns:w10="urn:schemas-microsoft-com:office:word" xmlns:w="http://schemas.openxmlformats.org/wordprocessingml/2006/main" xmlns:w14="http://schemas.microsoft.com/office/word/2010/wordml" xmlns:w15="http://schemas.microsoft.com/office/word/2012/wordml" xmlns:w16cex="http://schemas.microsoft.com/office/word/2018/wordml/cex" xmlns:w16cid="http://schemas.microsoft.com/office/word/2016/wordml/cid" xmlns:w16="http://schemas.microsoft.com/office/word/2018/wordml" xmlns:w16du="http://schemas.microsoft.com/office/word/2023/wordml/word16du" xmlns:w16sdtdh="http://schemas.microsoft.com/office/word/2020/wordml/sdtdatahash" xmlns:w16sdtfl="http://schemas.microsoft.com/office/word/2024/wordml/sdtformatlock" xmlns:w16se="http://schemas.microsoft.com/office/word/2015/wordml/symex" xmlns:wpg="http://schemas.microsoft.com/office/word/2010/wordprocessingGroup" xmlns:wpi="http://schemas.microsoft.com/office/word/2010/wordprocessingInk" xmlns:wne="http://schemas.microsoft.com/office/word/2006/wordml" xmlns:wps="http://schemas.microsoft.com/office/word/2010/wordprocessingShape" mc:Ignorable="w14 w15 w16se w16cid w16 w16cex w16sdtdh w16sdtfl w16du wp14">
   <w:body>
-    <w:p>
-      <w:r>
-        <w:t>Задачи:</w:t>
-      </w:r>
-    </w:p>
-    <w:p>
-      <w:pPr>
-        <w:pStyle w:val="a3"/>
-        <w:numPr>
-          <w:ilvl w:val="0"/>
-          <w:numId w:val="3"/>
-        </w:numPr>
-      </w:pPr>
-      <w:r>
-        <w:t xml:space="preserve">Сделать на </w:t>
-      </w:r>
-      <w:r>
-        <w:rPr>
-          <w:lang w:val="en-US"/>
-        </w:rPr>
-        <w:t>HMI</w:t>
-      </w:r>
-      <w:r>
-        <w:t xml:space="preserve"> </w:t>
-      </w:r>
-      <w:r>
-        <w:t xml:space="preserve">панели управление и настройку </w:t>
-      </w:r>
-      <w:r>
-        <w:rPr>
-          <w:lang w:val="en-US"/>
-        </w:rPr>
-        <w:t>PID</w:t>
-      </w:r>
-      <w:r>
-        <w:t xml:space="preserve"> </w:t>
-      </w:r>
-    </w:p>
-    <w:p>
-      <w:pPr>
-        <w:pStyle w:val="a3"/>
-        <w:numPr>
-          <w:ilvl w:val="0"/>
-          <w:numId w:val="3"/>
-        </w:numPr>
-      </w:pPr>
-      <w:bookmarkStart w:id="0" w:name="_GoBack"/>
-      <w:bookmarkEnd w:id="0"/>
-      <w:r>
-        <w:t>Блоки по управлению насосами – Назначить:</w:t>
-      </w:r>
-    </w:p>
-    <w:p>
-      <w:pPr>
-        <w:pStyle w:val="a3"/>
-        <w:numPr>
-          <w:ilvl w:val="1"/>
-          <w:numId w:val="3"/>
-        </w:numPr>
-      </w:pPr>
-      <w:r>
-        <w:t>Защита от сухого хода</w:t>
-      </w:r>
-    </w:p>
-    <w:p>
-      <w:pPr>
-        <w:pStyle w:val="a3"/>
-        <w:numPr>
-          <w:ilvl w:val="1"/>
-          <w:numId w:val="3"/>
-        </w:numPr>
-      </w:pPr>
-      <w:r>
-        <w:t>Выходы на пускатели</w:t>
-      </w:r>
-    </w:p>
-    <w:p/>
-    <w:p>
-      <w:r>
-        <w:t>Управление:</w:t>
-      </w:r>
-    </w:p>
-    <w:p>
-      <w:pPr>
-        <w:pStyle w:val="a3"/>
-        <w:numPr>
-          <w:ilvl w:val="0"/>
-          <w:numId w:val="2"/>
-        </w:numPr>
-      </w:pPr>
-      <w:r>
-        <w:t>Клапана о/з:</w:t>
-      </w:r>
-    </w:p>
     <w:p>
       <w:pPr>
         <w:pStyle w:val="a3"/>
@@ -105,7 +11,7 @@
         </w:numPr>
       </w:pPr>
       <w:r>
-        <w:t>Вода подпитка – 1шт.</w:t>
+        <w:t>Попроавить дата блок расчета Пе_В3 – перенести параметры Пе в входную переменную – перепривязать внутри блока</w:t>
       </w:r>
     </w:p>
     <w:p>
@@ -117,145 +23,8 @@
         </w:numPr>
       </w:pPr>
       <w:r>
-        <w:t>Пар – нагрев – 1 шт.</w:t>
+        <w:t>Расчет скорости ленты – добавить время максимум между импульсами для детектирования СТОПа если долго нет импульсов</w:t>
       </w:r>
-    </w:p>
-    <w:p>
-      <w:pPr>
-        <w:pStyle w:val="a3"/>
-        <w:numPr>
-          <w:ilvl w:val="1"/>
-          <w:numId w:val="2"/>
-        </w:numPr>
-      </w:pPr>
-      <w:r>
-        <w:t>Клапан стерилизации – 1 шт.</w:t>
-      </w:r>
-    </w:p>
-    <w:p>
-      <w:pPr>
-        <w:pStyle w:val="a3"/>
-        <w:numPr>
-          <w:ilvl w:val="0"/>
-          <w:numId w:val="2"/>
-        </w:numPr>
-      </w:pPr>
-      <w:r>
-        <w:t>Клапан регулирующий:</w:t>
-      </w:r>
-    </w:p>
-    <w:p>
-      <w:pPr>
-        <w:pStyle w:val="a3"/>
-        <w:numPr>
-          <w:ilvl w:val="1"/>
-          <w:numId w:val="2"/>
-        </w:numPr>
-      </w:pPr>
-      <w:r>
-        <w:t>Зона 3</w:t>
-      </w:r>
-    </w:p>
-    <w:p>
-      <w:pPr>
-        <w:pStyle w:val="a3"/>
-        <w:numPr>
-          <w:ilvl w:val="1"/>
-          <w:numId w:val="2"/>
-        </w:numPr>
-      </w:pPr>
-      <w:r>
-        <w:t>Зона 4</w:t>
-      </w:r>
-    </w:p>
-    <w:p>
-      <w:pPr>
-        <w:pStyle w:val="a3"/>
-        <w:numPr>
-          <w:ilvl w:val="1"/>
-          <w:numId w:val="2"/>
-        </w:numPr>
-      </w:pPr>
-      <w:r>
-        <w:t>Зона 5</w:t>
-      </w:r>
-    </w:p>
-    <w:p>
-      <w:pPr>
-        <w:pStyle w:val="a3"/>
-        <w:numPr>
-          <w:ilvl w:val="1"/>
-          <w:numId w:val="2"/>
-        </w:numPr>
-      </w:pPr>
-      <w:r>
-        <w:t>Зона 6</w:t>
-      </w:r>
-    </w:p>
-    <w:p>
-      <w:pPr>
-        <w:pStyle w:val="a3"/>
-        <w:numPr>
-          <w:ilvl w:val="1"/>
-          <w:numId w:val="2"/>
-        </w:numPr>
-      </w:pPr>
-      <w:r>
-        <w:t>Зона 7</w:t>
-      </w:r>
-    </w:p>
-    <w:p>
-      <w:pPr>
-        <w:pStyle w:val="a3"/>
-        <w:numPr>
-          <w:ilvl w:val="0"/>
-          <w:numId w:val="2"/>
-        </w:numPr>
-      </w:pPr>
-      <w:r>
-        <w:t>Насосы старт/стоп:</w:t>
-      </w:r>
-    </w:p>
-    <w:p>
-      <w:pPr>
-        <w:pStyle w:val="a3"/>
-        <w:numPr>
-          <w:ilvl w:val="1"/>
-          <w:numId w:val="2"/>
-        </w:numPr>
-      </w:pPr>
-      <w:r>
-        <w:t>7 штук – 7 зон</w:t>
-      </w:r>
-    </w:p>
-    <w:p>
-      <w:pPr>
-        <w:pStyle w:val="a3"/>
-        <w:numPr>
-          <w:ilvl w:val="0"/>
-          <w:numId w:val="2"/>
-        </w:numPr>
-      </w:pPr>
-      <w:r>
-        <w:t>Конвейера:</w:t>
-      </w:r>
-    </w:p>
-    <w:p>
-      <w:pPr>
-        <w:pStyle w:val="a3"/>
-        <w:numPr>
-          <w:ilvl w:val="1"/>
-          <w:numId w:val="2"/>
-        </w:numPr>
-      </w:pPr>
-      <w:r>
-        <w:t xml:space="preserve">3 штуки - </w:t>
-      </w:r>
-      <w:proofErr w:type="spellStart"/>
-      <w:r>
-        <w:t>частотники</w:t>
-      </w:r>
-      <w:proofErr w:type="spellEnd"/>
     </w:p>
     <w:sectPr>
       <w:pgSz w:w="11906" w:h="16838"/>
@@ -268,7 +37,7 @@
 </file>
 
 <file path=word/numbering.xml><?xml version="1.0" encoding="utf-8"?>
-<w:numbering xmlns:wpc="http://schemas.microsoft.com/office/word/2010/wordprocessingCanvas" xmlns:cx="http://schemas.microsoft.com/office/drawing/2014/chartex" xmlns:mc="http://schemas.openxmlformats.org/markup-compatibility/2006" xmlns:o="urn:schemas-microsoft-com:office:office" xmlns:r="http://schemas.openxmlformats.org/officeDocument/2006/relationships" xmlns:m="http://schemas.openxmlformats.org/officeDocument/2006/math" xmlns:v="urn:schemas-microsoft-com:vml" xmlns:wp14="http://schemas.microsoft.com/office/word/2010/wordprocessingDrawing" xmlns:wp="http://schemas.openxmlformats.org/drawingml/2006/wordprocessingDrawing" xmlns:w10="urn:schemas-microsoft-com:office:word" xmlns:w="http://schemas.openxmlformats.org/wordprocessingml/2006/main" xmlns:w14="http://schemas.microsoft.com/office/word/2010/wordml" xmlns:w15="http://schemas.microsoft.com/office/word/2012/wordml" xmlns:w16se="http://schemas.microsoft.com/office/word/2015/wordml/symex" xmlns:wpg="http://schemas.microsoft.com/office/word/2010/wordprocessingGroup" xmlns:wpi="http://schemas.microsoft.com/office/word/2010/wordprocessingInk" xmlns:wne="http://schemas.microsoft.com/office/word/2006/wordml" xmlns:wps="http://schemas.microsoft.com/office/word/2010/wordprocessingShape" mc:Ignorable="w14 w15 w16se wp14">
+<w:numbering xmlns:wpc="http://schemas.microsoft.com/office/word/2010/wordprocessingCanvas" xmlns:cx="http://schemas.microsoft.com/office/drawing/2014/chartex" xmlns:cx1="http://schemas.microsoft.com/office/drawing/2015/9/8/chartex" xmlns:cx2="http://schemas.microsoft.com/office/drawing/2015/10/21/chartex" xmlns:cx3="http://schemas.microsoft.com/office/drawing/2016/5/9/chartex" xmlns:cx4="http://schemas.microsoft.com/office/drawing/2016/5/10/chartex" xmlns:cx5="http://schemas.microsoft.com/office/drawing/2016/5/11/chartex" xmlns:cx6="http://schemas.microsoft.com/office/drawing/2016/5/12/chartex" xmlns:cx7="http://schemas.microsoft.com/office/drawing/2016/5/13/chartex" xmlns:cx8="http://schemas.microsoft.com/office/drawing/2016/5/14/chartex" xmlns:mc="http://schemas.openxmlformats.org/markup-compatibility/2006" xmlns:aink="http://schemas.microsoft.com/office/drawing/2016/ink" xmlns:am3d="http://schemas.microsoft.com/office/drawing/2017/model3d" xmlns:o="urn:schemas-microsoft-com:office:office" xmlns:oel="http://schemas.microsoft.com/office/2019/extlst" xmlns:r="http://schemas.openxmlformats.org/officeDocument/2006/relationships" xmlns:m="http://schemas.openxmlformats.org/officeDocument/2006/math" xmlns:v="urn:schemas-microsoft-com:vml" xmlns:wp14="http://schemas.microsoft.com/office/word/2010/wordprocessingDrawing" xmlns:wp="http://schemas.openxmlformats.org/drawingml/2006/wordprocessingDrawing" xmlns:w10="urn:schemas-microsoft-com:office:word" xmlns:w="http://schemas.openxmlformats.org/wordprocessingml/2006/main" xmlns:w14="http://schemas.microsoft.com/office/word/2010/wordml" xmlns:w15="http://schemas.microsoft.com/office/word/2012/wordml" xmlns:w16cex="http://schemas.microsoft.com/office/word/2018/wordml/cex" xmlns:w16cid="http://schemas.microsoft.com/office/word/2016/wordml/cid" xmlns:w16="http://schemas.microsoft.com/office/word/2018/wordml" xmlns:w16du="http://schemas.microsoft.com/office/word/2023/wordml/word16du" xmlns:w16sdtdh="http://schemas.microsoft.com/office/word/2020/wordml/sdtdatahash" xmlns:w16sdtfl="http://schemas.microsoft.com/office/word/2024/wordml/sdtformatlock" xmlns:w16se="http://schemas.microsoft.com/office/word/2015/wordml/symex" xmlns:wpg="http://schemas.microsoft.com/office/word/2010/wordprocessingGroup" xmlns:wpi="http://schemas.microsoft.com/office/word/2010/wordprocessingInk" xmlns:wne="http://schemas.microsoft.com/office/word/2006/wordml" xmlns:wps="http://schemas.microsoft.com/office/word/2010/wordprocessingShape" mc:Ignorable="w14 w15 w16se w16cid w16 w16cex w16sdtdh w16sdtfl w16du wp14">
   <w:abstractNum w:abstractNumId="0" w15:restartNumberingAfterBreak="0">
     <w:nsid w:val="0183344B"/>
     <w:multiLevelType w:val="hybridMultilevel"/>
@@ -536,20 +305,20 @@
       </w:pPr>
     </w:lvl>
   </w:abstractNum>
-  <w:num w:numId="1">
+  <w:num w:numId="1" w16cid:durableId="1780907220">
     <w:abstractNumId w:val="1"/>
   </w:num>
-  <w:num w:numId="2">
+  <w:num w:numId="2" w16cid:durableId="462965616">
     <w:abstractNumId w:val="2"/>
   </w:num>
-  <w:num w:numId="3">
+  <w:num w:numId="3" w16cid:durableId="946234299">
     <w:abstractNumId w:val="0"/>
   </w:num>
 </w:numbering>
 </file>
 
 <file path=word/styles.xml><?xml version="1.0" encoding="utf-8"?>
-<w:styles xmlns:mc="http://schemas.openxmlformats.org/markup-compatibility/2006" xmlns:r="http://schemas.openxmlformats.org/officeDocument/2006/relationships" xmlns:w="http://schemas.openxmlformats.org/wordprocessingml/2006/main" xmlns:w14="http://schemas.microsoft.com/office/word/2010/wordml" xmlns:w15="http://schemas.microsoft.com/office/word/2012/wordml" xmlns:w16se="http://schemas.microsoft.com/office/word/2015/wordml/symex" mc:Ignorable="w14 w15 w16se">
+<w:styles xmlns:mc="http://schemas.openxmlformats.org/markup-compatibility/2006" xmlns:r="http://schemas.openxmlformats.org/officeDocument/2006/relationships" xmlns:w="http://schemas.openxmlformats.org/wordprocessingml/2006/main" xmlns:w14="http://schemas.microsoft.com/office/word/2010/wordml" xmlns:w15="http://schemas.microsoft.com/office/word/2012/wordml" xmlns:w16cex="http://schemas.microsoft.com/office/word/2018/wordml/cex" xmlns:w16cid="http://schemas.microsoft.com/office/word/2016/wordml/cid" xmlns:w16="http://schemas.microsoft.com/office/word/2018/wordml" xmlns:w16du="http://schemas.microsoft.com/office/word/2023/wordml/word16du" xmlns:w16sdtdh="http://schemas.microsoft.com/office/word/2020/wordml/sdtdatahash" xmlns:w16sdtfl="http://schemas.microsoft.com/office/word/2024/wordml/sdtformatlock" xmlns:w16se="http://schemas.microsoft.com/office/word/2015/wordml/symex" mc:Ignorable="w14 w15 w16se w16cid w16 w16cex w16sdtdh w16sdtfl w16du">
   <w:docDefaults>
     <w:rPrDefault>
       <w:rPr>
@@ -565,7 +334,7 @@
       </w:pPr>
     </w:pPrDefault>
   </w:docDefaults>
-  <w:latentStyles w:defLockedState="0" w:defUIPriority="99" w:defSemiHidden="0" w:defUnhideWhenUsed="0" w:defQFormat="0" w:count="371">
+  <w:latentStyles w:defLockedState="0" w:defUIPriority="99" w:defSemiHidden="0" w:defUnhideWhenUsed="0" w:defQFormat="0" w:count="376">
     <w:lsdException w:name="Normal" w:uiPriority="0" w:qFormat="1"/>
     <w:lsdException w:name="heading 1" w:uiPriority="9" w:qFormat="1"/>
     <w:lsdException w:name="heading 2" w:semiHidden="1" w:uiPriority="9" w:unhideWhenUsed="1" w:qFormat="1"/>
@@ -937,6 +706,11 @@
     <w:lsdException w:name="List Table 5 Dark Accent 6" w:uiPriority="50"/>
     <w:lsdException w:name="List Table 6 Colorful Accent 6" w:uiPriority="51"/>
     <w:lsdException w:name="List Table 7 Colorful Accent 6" w:uiPriority="52"/>
+    <w:lsdException w:name="Mention" w:semiHidden="1" w:unhideWhenUsed="1"/>
+    <w:lsdException w:name="Smart Hyperlink" w:semiHidden="1" w:unhideWhenUsed="1"/>
+    <w:lsdException w:name="Hashtag" w:semiHidden="1" w:unhideWhenUsed="1"/>
+    <w:lsdException w:name="Unresolved Mention" w:semiHidden="1" w:unhideWhenUsed="1"/>
+    <w:lsdException w:name="Smart Link" w:semiHidden="1" w:unhideWhenUsed="1"/>
   </w:latentStyles>
   <w:style w:type="paragraph" w:default="1" w:styleId="a">
     <w:name w:val="Normal"/>
